--- a/output/docx/ru/BUFRCREX_TableB_ru_20.docx
+++ b/output/docx/ru/BUFRCREX_TableB_ru_20.docx
@@ -825,7 +825,7 @@
                 <w:b w:val="0"/>
                 <w:sz w:val="16"/>
               </w:rPr>
-              <w:t>Note 172: При кодировании данных о текущей погоде, сообщаемых с автоматической метеорологической станции, следует отдавать предпочтение и использовать соответствующие комбинации дескрипторов 0 20 021, 0 20 022, 0 20 023, 0 20 024, 0 20 025, 0 20 026 и 0 20 027. Дескриптор 0 20 003 следует использовать только в том случае, когда вышеупомянутые дескрипторы неприменимы.</w:t>
+              <w:t>Note B172: При кодировании данных о текущей погоде, сообщаемых с автоматической метеорологической станции, следует отдавать предпочтение и использовать соответствующие комбинации дескрипторов 0 20 021, 0 20 022, 0 20 023, 0 20 024, 0 20 025, 0 20 026 и 0 20 027. Дескриптор 0 20 003 следует использовать только в том случае, когда вышеупомянутые дескрипторы неприменимы.</w:t>
             </w:r>
           </w:p>
         </w:tc>
@@ -1018,7 +1018,7 @@
                 <w:b w:val="0"/>
                 <w:sz w:val="16"/>
               </w:rPr>
-              <w:t>Note 171: При кодировании данных о прошедшей погоде, сообщаемых с автоматической метеорологической станции, следует отдавать предпочтение и использовать соответствующие комбинации дескрипторов 0 20 021, 0 20 022, 0 20 023, 0 20 024, 0 20 025, 0 20 026 и 0 20 027. Дескрипторы 0 20 004 или 0 20 005 следует использовать только в том случае, если вышеупомянутые дескрипторы неприменимы.</w:t>
+              <w:t>Note B171: При кодировании данных о прошедшей погоде, сообщаемых с автоматической метеорологической станции, следует отдавать предпочтение и использовать соответствующие комбинации дескрипторов 0 20 021, 0 20 022, 0 20 023, 0 20 024, 0 20 025, 0 20 026 и 0 20 027. Дескрипторы 0 20 004 или 0 20 005 следует использовать только в том случае, если вышеупомянутые дескрипторы неприменимы.</w:t>
             </w:r>
           </w:p>
         </w:tc>
@@ -1211,7 +1211,7 @@
                 <w:b w:val="0"/>
                 <w:sz w:val="16"/>
               </w:rPr>
-              <w:t>Note 171: При кодировании данных о прошедшей погоде, сообщаемых с автоматической метеорологической станции, следует отдавать предпочтение и использовать соответствующие комбинации дескрипторов 0 20 021, 0 20 022, 0 20 023, 0 20 024, 0 20 025, 0 20 026 и 0 20 027. Дескрипторы 0 20 004 или 0 20 005 следует использовать только в том случае, если вышеупомянутые дескрипторы неприменимы.</w:t>
+              <w:t>Note B171: При кодировании данных о прошедшей погоде, сообщаемых с автоматической метеорологической станции, следует отдавать предпочтение и использовать соответствующие комбинации дескрипторов 0 20 021, 0 20 022, 0 20 023, 0 20 024, 0 20 025, 0 20 026 и 0 20 027. Дескрипторы 0 20 004 или 0 20 005 следует использовать только в том случае, если вышеупомянутые дескрипторы неприменимы.</w:t>
             </w:r>
           </w:p>
         </w:tc>
@@ -1980,7 +1980,7 @@
                 <w:b w:val="0"/>
                 <w:sz w:val="16"/>
               </w:rPr>
-              <w:t>Note 20: Код MOD OCNL SEV посредством цифры 12 (экстремальное значение при ясном небе) или 13 (экстремальное значение при облачности)</w:t>
+              <w:t>Note B20: Значение 113 облачности (общей) должно указывать: «Небо закрыто туманом и/или другими метеорологическими явлениями».</w:t>
             </w:r>
           </w:p>
         </w:tc>
@@ -2557,7 +2557,7 @@
                 <w:b w:val="0"/>
                 <w:sz w:val="16"/>
               </w:rPr>
-              <w:t>Note 170: При кодировании высоты нижней границы облаков в диапазоне между 20 050 и 21 000 м дескриптор 0 20 013 устанавливается на значение 20 050; при кодировании высоты нижней границы облаков выше 21 000 м дескриптор 0 20 013 устанавливается на значение 20 060.</w:t>
+              <w:t>Note B170: При кодировании высоты нижней границы облаков в диапазоне между 20 050 и 21 000 м дескриптор 0 20 013 устанавливается на значение 20 050; при кодировании высоты нижней границы облаков выше 21 000 м дескриптор 0 20 013 устанавливается на значение 20 060.</w:t>
             </w:r>
           </w:p>
         </w:tc>
@@ -3710,7 +3710,7 @@
                 <w:b w:val="0"/>
                 <w:sz w:val="16"/>
               </w:rPr>
-              <w:t>Note 118: Особые явления текущей или прогнозируемой погоды (0 20 019) и особые явления недавней погоды (0 20 020) должны использоваться в соответствии с кодовой таблицей 4678 (ссылка: Наставление по кодам (ВМО-№ 306), том I.1).</w:t>
+              <w:t>Note B118: Особые явления текущей или прогнозируемой погоды (0 20 019) и особые явления недавней погоды (0 20 020) должны использоваться в соответствии с кодовой таблицей 4678 (ссылка: Наставление по кодам (ВМО-№ 306), том I.1).</w:t>
             </w:r>
           </w:p>
         </w:tc>
@@ -3903,7 +3903,7 @@
                 <w:b w:val="0"/>
                 <w:sz w:val="16"/>
               </w:rPr>
-              <w:t>Note 118: Особые явления текущей или прогнозируемой погоды (0 20 019) и особые явления недавней погоды (0 20 020) должны использоваться в соответствии с кодовой таблицей 4678 (ссылка: Наставление по кодам (ВМО-№ 306), том I.1).</w:t>
+              <w:t>Note B118: Особые явления текущей или прогнозируемой погоды (0 20 019) и особые явления недавней погоды (0 20 020) должны использоваться в соответствии с кодовой таблицей 4678 (ссылка: Наставление по кодам (ВМО-№ 306), том I.1).</w:t>
             </w:r>
           </w:p>
         </w:tc>
@@ -7168,7 +7168,7 @@
                 <w:b w:val="0"/>
                 <w:sz w:val="16"/>
               </w:rPr>
-              <w:t>Note 135: Длина данных для дескриптора 0 20 038, первоначально определенная в 12 битов, — неверна. Для всех остальных параметров в «истинных градусах» достаточно 9 битов. Однако для сохранения исторической последовательности сохраняется длина в 12 битов. Кроме того, значение 0 для пеленга кромки льда должно указывать: «Судно у берега или в заприпайной прогалине».</w:t>
+              <w:t>Note B135: Длина данных для дескриптора 0 20 038, первоначально определенная в 12 битов, — неверна. Для всех остальных параметров в «истинных градусах» достаточно 9 битов. Однако для сохранения исторической последовательности сохраняется длина в 12 битов. Кроме того, значение 0 для пеленга кромки льда должно указывать: «Судно у берега или в заприпайной прогалине».</w:t>
             </w:r>
           </w:p>
         </w:tc>
@@ -9697,7 +9697,7 @@
                 <w:b w:val="0"/>
                 <w:sz w:val="16"/>
               </w:rPr>
-              <w:t>Note 159: Истинное направление, откуда перемещаются явление или облака (0 20 054) используется для указания истинного направления, откуда перемещаются явление или облака, либо в котором они наблюдаются. В дескрипторе 0 20 054 значение 0 указывает «малоподвижное или отсутствие облаков» либо «наблюдалось на станции», тогда как значение 500 указывает «наблюдалось во всех направлениях», а значение 501 указывает «неизвестное или облаков не видно».</w:t>
+              <w:t>Note B159: Истинное направление, откуда перемещаются явление или облака (0 20 054) используется для указания истинного направления, откуда перемещаются явление или облака, либо в котором они наблюдаются. В дескрипторе 0 20 054 значение 0 указывает «малоподвижное или отсутствие облаков» либо «наблюдалось на станции», тогда как значение 500 указывает «наблюдалось во всех направлениях», а значение 501 указывает «неизвестное или облаков не видно».</w:t>
             </w:r>
           </w:p>
         </w:tc>
@@ -10658,7 +10658,7 @@
                 <w:b w:val="0"/>
                 <w:sz w:val="16"/>
               </w:rPr>
-              <w:t>Note 24: Если используется поле 0 01 011, данное поле пропускается, и наоборот.</w:t>
+              <w:t>Note B24: Значение преобладающей видимости до масштабирования 10 000 м (1 000 после масштабирования) используется для сообщения преобладающей видимости 10 км или более.</w:t>
             </w:r>
           </w:p>
         </w:tc>
@@ -11427,7 +11427,7 @@
                 <w:b w:val="0"/>
                 <w:sz w:val="16"/>
               </w:rPr>
-              <w:t>Note 120: О снежном покрове будут сообщать для каждого элемента спутникового изображения в виде процентной доли охвата элементом изображения. Неосуществимой представляется попытка использования существующего дескриптора 0 20 062 для этой цели, поскольку использование этого дескриптора предполагает дополнительные подробности относительно, например, снежных заносов, мокрого-сухого снега и т. д., которые спутник явно не в состоянии точно обнаружить.</w:t>
+              <w:t>Note B120: О снежном покрове будут сообщать для каждого элемента спутникового изображения в виде процентной доли охвата элементом изображения. Неосуществимой представляется попытка использования существующего дескриптора 0 20 062 для этой цели, поскольку использование этого дескриптора предполагает дополнительные подробности относительно, например, снежных заносов, мокрого-сухого снега и т. д., которые спутник явно не в состоянии точно обнаружить.</w:t>
             </w:r>
           </w:p>
         </w:tc>
@@ -16612,7 +16612,7 @@
                 <w:b w:val="0"/>
                 <w:sz w:val="16"/>
               </w:rPr>
-              <w:t>Note 89: Если x = y = z, тогда это будет сферической ошибкой, и угол (см. 0 20 115) будет равен нулю. | Note 90: Если x = y, тогда это будет радиальной ошибкой, и угол (см. 0 20 114) будет равен нулю.</w:t>
+              <w:t>Note B89: Если x = y = z, тогда это будет сферической ошибкой, и угол (см. 0 20 115) будет равен нулю. | Note B90: Если x = y, тогда это будет радиальной ошибкой, и угол (см. 0 20 114) будет равен нулю.</w:t>
             </w:r>
           </w:p>
         </w:tc>
@@ -16805,7 +16805,7 @@
                 <w:b w:val="0"/>
                 <w:sz w:val="16"/>
               </w:rPr>
-              <w:t>Note 89: Если x = y = z, тогда это будет сферической ошибкой, и угол (см. 0 20 115) будет равен нулю. | Note 90: Если x = y, тогда это будет радиальной ошибкой, и угол (см. 0 20 114) будет равен нулю.</w:t>
+              <w:t>Note B89: Если x = y = z, тогда это будет сферической ошибкой, и угол (см. 0 20 115) будет равен нулю. | Note B90: Если x = y, тогда это будет радиальной ошибкой, и угол (см. 0 20 114) будет равен нулю.</w:t>
             </w:r>
           </w:p>
         </w:tc>
@@ -16998,7 +16998,7 @@
                 <w:b w:val="0"/>
                 <w:sz w:val="16"/>
               </w:rPr>
-              <w:t>Note 89: Если x = y = z, тогда это будет сферической ошибкой, и угол (см. 0 20 115) будет равен нулю.</w:t>
+              <w:t>Note B89: Если x = y = z, тогда это будет сферической ошибкой, и угол (см. 0 20 115) будет равен нулю.</w:t>
             </w:r>
           </w:p>
         </w:tc>
@@ -17191,7 +17191,7 @@
                 <w:b w:val="0"/>
                 <w:sz w:val="16"/>
               </w:rPr>
-              <w:t>Note 31: Целое число, присвоенное оператором, дискретно увеличивается для каждой новой трансекты (т. е. все спуски имеют один и тот же номер трансекты, пока судно движется от одного конечного пункта маршрута в другой конечный пункт; как только судно прибыло в порт и следует обратно, чтобы начать новую трансекту, тогда номер трансекты дискретно увеличивается). Исходная величина и последующие величины номеров трансект не имеют значения при условии, что каждая новая трансекта, выполняемая судном в рейсе, имеет номер трансекты выше, чем предыдущие номера трансект, выполненных на одном и том же маршруте одним и тем же судном. В случае, если в течение одного круиза плавание выполняется подряд более чем по одному маршруту ППС, тогда номер трансекты должен дискретно увеличиваться каждый раз, когда судно меняет маршрут.</w:t>
+              <w:t>Note B31: Угол ошибки, определяемый 0 20 113 и 0 20 114. Декартовы координаты со знаковым битом.</w:t>
             </w:r>
           </w:p>
         </w:tc>
@@ -17384,7 +17384,7 @@
                 <w:b w:val="0"/>
                 <w:sz w:val="16"/>
               </w:rPr>
-              <w:t>Note 30: В этой последовательности для представления данных, полученных при спуске радиозонда, указание стандартных уровней с использованием значимости продленного вертикального зондирования (0 08 042) не является обязательным.</w:t>
+              <w:t>Note B30: Угол ошибки, определяемый 0 20 112, 0 20 113 и 0 20 114. Декартовы координаты со знаковым битом.</w:t>
             </w:r>
           </w:p>
         </w:tc>
@@ -18345,7 +18345,7 @@
                 <w:b w:val="0"/>
                 <w:sz w:val="16"/>
               </w:rPr>
-              <w:t>Note 9: Дата/время запуска указывают дату/время начала измерения при спуске.</w:t>
+              <w:t>Note B9: Дескриптор 0 20 121, используемый в сочетании с 0 25 035, или все равно нулю, если не определено. Обычно +1 000 В.</w:t>
             </w:r>
           </w:p>
         </w:tc>
@@ -18538,7 +18538,7 @@
                 <w:b w:val="0"/>
                 <w:sz w:val="16"/>
               </w:rPr>
-              <w:t>Note 10: Децибел (дБ) — это логарифмическая мера относительной степени или относительных значений плотности двух потоков, в частности интенсивности звука и мощности радио- и радиолокационных сигналов. В радиолокационной метеорологии логарифмическая шкала (dBZ) используется для измерения радиолокационной отражаемости. (Приводится из Глоссария метеорологических терминов Американского метеорологического общества).</w:t>
+              <w:t>Note B10: Дескриптор 0 20 122, используемый в сочетании с 0 25 035, или все равно нулю, если не определено. Обычно +2 000 А.</w:t>
             </w:r>
           </w:p>
         </w:tc>
@@ -18731,7 +18731,7 @@
                 <w:b w:val="0"/>
                 <w:sz w:val="16"/>
               </w:rPr>
-              <w:t>Note 102: Минимальный уровень сигнала, приемлемый для обработки, например 0,005 В или 5 мВ, или обычно немного выше уровня помехи детектора.</w:t>
+              <w:t>Note B102: Минимальный уровень сигнала, приемлемый для обработки, например 0,005 В или 5 мВ, или обычно немного выше уровня помехи детектора.</w:t>
             </w:r>
           </w:p>
         </w:tc>
@@ -19900,7 +19900,7 @@
                 <w:b w:val="0"/>
                 <w:sz w:val="16"/>
               </w:rPr>
-              <w:t>Note 37: Отсутствующее значение для ненаправленных спектров.</w:t>
+              <w:t>Note B37: Концентрация гидрометеоров в облаке (0 20 130) указывает на количество гидрометеоров в 1 дм3.</w:t>
             </w:r>
           </w:p>
         </w:tc>
